--- a/Arquitectura de Sistemas Computacionales/Clases/Clase 6 - Seguridad en la nube/Taller Clase 6 — Seguridad CloudLite.docx
+++ b/Arquitectura de Sistemas Computacionales/Clases/Clase 6 - Seguridad en la nube/Taller Clase 6 — Seguridad CloudLite.docx
@@ -272,7 +272,7 @@
           <w:color w:val="2B2B2B"/>
           <w:sz w:val="22"/>
         </w:rPr>
-        <w:t xml:space="preserve">Son tres respuestas escritas dentro de ExamLab: las cinco amenazas, la tabla de tres columnas y la política de secretos. La </w:t>
+        <w:t xml:space="preserve">Son tres respuestas escritas en la plataforma del curso: las cinco amenazas, la tabla de tres columnas y la política de secretos. La </w:t>
       </w:r>
       <w:r>
         <w:rPr>
@@ -320,7 +320,7 @@
           <w:color w:val="2B2B2B"/>
           <w:sz w:val="22"/>
         </w:rPr>
-        <w:t>Google Docs para la tabla y la política · ExamLab para entregar</w:t>
+        <w:t>Navegador · editor de texto del curso</w:t>
       </w:r>
     </w:p>
     <w:p>
@@ -441,7 +441,7 @@
           <w:color w:val="2B2B2B"/>
           <w:sz w:val="20"/>
         </w:rPr>
-        <w:t>Esta es exactamente la estructura que se califica. Copia el bloque tal cual en tu documento, llénalo, y pega cada parte en la pregunta de ExamLab que corresponda. Los nombres no se cambian.</w:t>
+        <w:t>Esta es exactamente la estructura que se califica. Copia el bloque tal cual en tu documento, llénalo, y pega cada parte en la pregunta de la plataforma del curso que corresponda. Los nombres no se cambian.</w:t>
       </w:r>
     </w:p>
     <w:p>
@@ -1879,7 +1879,7 @@
           <w:color w:val="2B2B2B"/>
           <w:sz w:val="22"/>
         </w:rPr>
-        <w:t>Entrega en ExamLab (https://uniaj.examlab.workers.dev/ · módulo Talleres). Las preguntas de hoy son parte de UNA sola actividad, compartida con las Clases 7, 8 y 10: se guarda el avance de hoy y la actividad se entrega completa el domingo 23:59 de la semana de la Clase 10. No hay entrega este domingo. Modalidad de trabajo: individual por defecto; el docente puede autorizar equipos de 2 o 3 y en ese caso el artefacto puede ser compartido, pero el envío en ExamLab es siempre individual (responde con tus propias palabras).</w:t>
+        <w:t>Entrega en la plataforma del curso (la plataforma del curso · módulo Talleres). Las preguntas de hoy son parte de UNA sola actividad, compartida con las Clases 7, 8 y 10: se guarda el avance de hoy y la actividad se entrega completa el domingo 23:59 de la semana de la Clase 10. No hay entrega este domingo. Modalidad de trabajo: individual por defecto; el docente puede autorizar equipos de 2 o 3 y en ese caso el artefacto puede ser compartido, pero el envío en la plataforma del curso es siempre individual (responde con tus propias palabras).</w:t>
       </w:r>
     </w:p>
     <w:p>
@@ -1894,7 +1894,7 @@
           <w:color w:val="095292"/>
           <w:sz w:val="24"/>
         </w:rPr>
-        <w:t>11. Qué vas a resolver en ExamLab</w:t>
+        <w:t>11. Qué vas a resolver en la plataforma del curso</w:t>
       </w:r>
     </w:p>
     <w:p>
@@ -1924,7 +1924,7 @@
           <w:color w:val="2B2B2B"/>
           <w:sz w:val="22"/>
         </w:rPr>
-        <w:t>El taller se resuelve y se entrega en ExamLab (https://uniaj.examlab.workers.dev/), en el modulo Talleres. Son 3 preguntas y suman 25 puntos. Lo que sigue es lo que vas a encontrar en cada una, para que sepas de antemano en que forma se responde:</w:t>
+        <w:t>El taller se resuelve y se entrega en la plataforma del curso, en el modulo Talleres. Son 3 preguntas y suman 25 puntos. Lo que sigue es lo que vas a encontrar en cada una, para que sepas de antemano en que forma se responde:</w:t>
       </w:r>
     </w:p>
     <w:p>
@@ -2044,7 +2044,7 @@
           <w:color w:val="2B2B2B"/>
           <w:sz w:val="22"/>
         </w:rPr>
-        <w:t>Cada pregunta trae su propio enunciado completo dentro de la plataforma: puedes resolver el taller leyendo solo ExamLab. Este documento sirve para prepararte y conservar tus respuestas. La actividad es individual; si el docente autoriza trabajo en equipo, la entrega en ExamLab sigue siendo individual.</w:t>
+        <w:t>Cada pregunta trae su propio enunciado completo dentro de la plataforma: puedes resolver el taller leyendo solo la plataforma del curso. Este documento sirve para prepararte y conservar tus respuestas. La actividad es individual; si el docente autoriza trabajo en equipo, la entrega en la plataforma del curso sigue siendo individual.</w:t>
       </w:r>
     </w:p>
     <w:sectPr>
